--- a/source-multichoice/build/es-electric-components-name.docx
+++ b/source-multichoice/build/es-electric-components-name.docx
@@ -2818,7 +2818,7 @@
               <a:graphicData uri="http://schemas.openxmlformats.org/drawingml/2006/picture">
                 <pic:pic>
                   <pic:nvPicPr>
-                    <pic:cNvPr id="0" name="electric-simbolo-condensador-pol.png"/>
+                    <pic:cNvPr id="0" name="electric-simbolo-borna.png"/>
                     <pic:cNvPicPr/>
                   </pic:nvPicPr>
                   <pic:blipFill>
@@ -2848,7 +2848,7 @@
       <w:r>
         <w:t>a)</w:t>
         <w:tab/>
-        <w:t>Pila</w:t>
+        <w:t>Conector</w:t>
       </w:r>
     </w:p>
     <w:p>
@@ -2858,7 +2858,7 @@
       <w:r>
         <w:t>b)</w:t>
         <w:tab/>
-        <w:t>Condensador polarizado</w:t>
+        <w:t>Borna</w:t>
       </w:r>
     </w:p>
     <w:p>
@@ -2868,7 +2868,7 @@
       <w:r>
         <w:t>c)</w:t>
         <w:tab/>
-        <w:t>Pila pequeña</w:t>
+        <w:t>Conexión a Masa</w:t>
       </w:r>
     </w:p>
     <w:p>
@@ -2878,7 +2878,7 @@
       <w:r>
         <w:t>d)</w:t>
         <w:tab/>
-        <w:t>Condensador sin polarizar</w:t>
+        <w:t>Conexión a Tierra</w:t>
       </w:r>
     </w:p>
     <w:p>
@@ -2905,7 +2905,7 @@
               <a:graphicData uri="http://schemas.openxmlformats.org/drawingml/2006/picture">
                 <pic:pic>
                   <pic:nvPicPr>
-                    <pic:cNvPr id="0" name="electric-simbolo-amplificador-operacional.png"/>
+                    <pic:cNvPr id="0" name="electric-simbolo-condensador-pol.png"/>
                     <pic:cNvPicPr/>
                   </pic:nvPicPr>
                   <pic:blipFill>
@@ -2935,6 +2935,103 @@
       <w:r>
         <w:t>a)</w:t>
         <w:tab/>
+        <w:t>Pila pequeña</w:t>
+      </w:r>
+    </w:p>
+    <w:p>
+      <w:pPr>
+        <w:pStyle w:val="Choice"/>
+      </w:pPr>
+      <w:r>
+        <w:t>b)</w:t>
+        <w:tab/>
+        <w:t>Condensador polarizado</w:t>
+      </w:r>
+    </w:p>
+    <w:p>
+      <w:pPr>
+        <w:pStyle w:val="Choice"/>
+      </w:pPr>
+      <w:r>
+        <w:t>c)</w:t>
+        <w:tab/>
+        <w:t>Pila</w:t>
+      </w:r>
+    </w:p>
+    <w:p>
+      <w:pPr>
+        <w:pStyle w:val="Choice"/>
+      </w:pPr>
+      <w:r>
+        <w:t>d)</w:t>
+        <w:tab/>
+        <w:t>Condensador sin polarizar</w:t>
+      </w:r>
+    </w:p>
+    <w:p>
+      <w:pPr>
+        <w:pStyle w:val="ListNumber"/>
+      </w:pPr>
+      <w:r>
+        <w:t>¿A qué componente corresponde el símbolo de la figura?</w:t>
+      </w:r>
+    </w:p>
+    <w:p>
+      <w:pPr>
+        <w:pStyle w:val="Image"/>
+      </w:pPr>
+      <w:r>
+        <w:drawing>
+          <wp:inline xmlns:a="http://schemas.openxmlformats.org/drawingml/2006/main" xmlns:pic="http://schemas.openxmlformats.org/drawingml/2006/picture">
+            <wp:extent cx="1098305" cy="722459"/>
+            <wp:docPr id="35" name="Picture 35"/>
+            <wp:cNvGraphicFramePr>
+              <a:graphicFrameLocks noChangeAspect="1"/>
+            </wp:cNvGraphicFramePr>
+            <a:graphic>
+              <a:graphicData uri="http://schemas.openxmlformats.org/drawingml/2006/picture">
+                <pic:pic>
+                  <pic:nvPicPr>
+                    <pic:cNvPr id="0" name="electric-simbolo-amplificador-operacional.png"/>
+                    <pic:cNvPicPr/>
+                  </pic:nvPicPr>
+                  <pic:blipFill>
+                    <a:blip r:embed="rId43"/>
+                    <a:stretch>
+                      <a:fillRect/>
+                    </a:stretch>
+                  </pic:blipFill>
+                  <pic:spPr>
+                    <a:xfrm>
+                      <a:off x="0" y="0"/>
+                      <a:ext cx="1098305" cy="722459"/>
+                    </a:xfrm>
+                    <a:prstGeom prst="rect"/>
+                  </pic:spPr>
+                </pic:pic>
+              </a:graphicData>
+            </a:graphic>
+          </wp:inline>
+        </w:drawing>
+      </w:r>
+    </w:p>
+    <w:p>
+      <w:pPr>
+        <w:pStyle w:val="Choice"/>
+      </w:pPr>
+      <w:r>
+        <w:t>a)</w:t>
+        <w:tab/>
+        <w:t>Triángulo de potencia</w:t>
+      </w:r>
+    </w:p>
+    <w:p>
+      <w:pPr>
+        <w:pStyle w:val="Choice"/>
+      </w:pPr>
+      <w:r>
+        <w:t>b)</w:t>
+        <w:tab/>
         <w:t>Sumador restador integrado</w:t>
       </w:r>
     </w:p>
@@ -2943,7 +3040,7 @@
         <w:pStyle w:val="Choice"/>
       </w:pPr>
       <w:r>
-        <w:t>b)</w:t>
+        <w:t>c)</w:t>
         <w:tab/>
         <w:t>Amplificador operacional</w:t>
       </w:r>
@@ -2953,19 +3050,9 @@
         <w:pStyle w:val="Choice"/>
       </w:pPr>
       <w:r>
-        <w:t>c)</w:t>
+        <w:t>d)</w:t>
         <w:tab/>
         <w:t>Amplificador triangular</w:t>
-      </w:r>
-    </w:p>
-    <w:p>
-      <w:pPr>
-        <w:pStyle w:val="Choice"/>
-      </w:pPr>
-      <w:r>
-        <w:t>d)</w:t>
-        <w:tab/>
-        <w:t>Triángulo de potencia</w:t>
       </w:r>
     </w:p>
     <w:sectPr>
